--- a/BOSCARD/L0 - BOSCARD.docx
+++ b/BOSCARD/L0 - BOSCARD.docx
@@ -19,7 +19,163 @@
             <mc:AlternateContent>
               <mc:Choice Requires="wps">
                 <w:drawing>
-                  <wp:anchor distT="0" distB="0" distL="114300" distR="114300" simplePos="0" relativeHeight="251664384" behindDoc="0" locked="0" layoutInCell="1" allowOverlap="1" wp14:anchorId="1300B4E1" wp14:editId="1D27CC38">
+                  <wp:anchor distT="0" distB="0" distL="114300" distR="114300" simplePos="0" relativeHeight="251658241" behindDoc="0" locked="0" layoutInCell="1" allowOverlap="1" wp14:anchorId="5C3FB790" wp14:editId="08090180">
+                    <wp:simplePos x="0" y="0"/>
+                    <mc:AlternateContent>
+                      <mc:Choice Requires="wp14">
+                        <wp:positionH relativeFrom="page">
+                          <wp14:pctPosHOffset>45500</wp14:pctPosHOffset>
+                        </wp:positionH>
+                      </mc:Choice>
+                      <mc:Fallback>
+                        <wp:positionH relativeFrom="page">
+                          <wp:posOffset>3439795</wp:posOffset>
+                        </wp:positionH>
+                      </mc:Fallback>
+                    </mc:AlternateContent>
+                    <mc:AlternateContent>
+                      <mc:Choice Requires="wp14">
+                        <wp:positionV relativeFrom="page">
+                          <wp14:pctPosVOffset>2500</wp14:pctPosVOffset>
+                        </wp:positionV>
+                      </mc:Choice>
+                      <mc:Fallback>
+                        <wp:positionV relativeFrom="page">
+                          <wp:posOffset>266700</wp:posOffset>
+                        </wp:positionV>
+                      </mc:Fallback>
+                    </mc:AlternateContent>
+                    <wp:extent cx="2875915" cy="4381500"/>
+                    <wp:effectExtent l="0" t="0" r="3175" b="0"/>
+                    <wp:wrapNone/>
+                    <wp:docPr id="467" name="Rectangle 259"/>
+                    <wp:cNvGraphicFramePr/>
+                    <a:graphic xmlns:a="http://schemas.openxmlformats.org/drawingml/2006/main">
+                      <a:graphicData uri="http://schemas.microsoft.com/office/word/2010/wordprocessingShape">
+                        <wps:wsp>
+                          <wps:cNvSpPr/>
+                          <wps:spPr>
+                            <a:xfrm>
+                              <a:off x="0" y="0"/>
+                              <a:ext cx="2875915" cy="4381500"/>
+                            </a:xfrm>
+                            <a:prstGeom prst="rect">
+                              <a:avLst/>
+                            </a:prstGeom>
+                            <a:solidFill>
+                              <a:schemeClr val="tx2"/>
+                            </a:solidFill>
+                            <a:ln>
+                              <a:noFill/>
+                            </a:ln>
+                          </wps:spPr>
+                          <wps:style>
+                            <a:lnRef idx="2">
+                              <a:schemeClr val="accent1">
+                                <a:shade val="50000"/>
+                              </a:schemeClr>
+                            </a:lnRef>
+                            <a:fillRef idx="1">
+                              <a:schemeClr val="accent1"/>
+                            </a:fillRef>
+                            <a:effectRef idx="0">
+                              <a:schemeClr val="accent1"/>
+                            </a:effectRef>
+                            <a:fontRef idx="minor">
+                              <a:schemeClr val="lt1"/>
+                            </a:fontRef>
+                          </wps:style>
+                          <wps:txbx>
+                            <w:txbxContent>
+                              <w:p>
+                                <w:pPr>
+                                  <w:spacing w:before="240"/>
+                                  <w:jc w:val="left"/>
+                                  <w:rPr>
+                                    <w:color w:val="FFFFFF" w:themeColor="background1"/>
+                                  </w:rPr>
+                                </w:pPr>
+                                <w:r>
+                                  <w:rPr>
+                                    <w:color w:val="FFFFFF" w:themeColor="background1"/>
+                                  </w:rPr>
+                                  <w:t>Civilisation stands at a dangerous imbalance: immense technological power (K ≈ 0.73) and insufficient stability to manage it (M ≈ 0.5). CivOS provides the neutral, transparent coordination substrate that enables shared understanding, resilient planning and coherent action, giving humanity the structural capacity to survive and flourish.</w:t>
+                                </w:r>
+                              </w:p>
+                              <w:p>
+                                <w:pPr>
+                                  <w:spacing w:before="240"/>
+                                  <w:jc w:val="center"/>
+                                  <w:rPr>
+                                    <w:color w:val="FFFFFF" w:themeColor="background1"/>
+                                  </w:rPr>
+                                </w:pPr>
+                              </w:p>
+                            </w:txbxContent>
+                          </wps:txbx>
+                          <wps:bodyPr rot="0" spcFirstLastPara="0" vertOverflow="overflow" horzOverflow="overflow" vert="horz" wrap="square" lIns="182880" tIns="182880" rIns="182880" bIns="365760" numCol="1" spcCol="0" rtlCol="0" fromWordArt="0" anchor="b" anchorCtr="0" forceAA="0" compatLnSpc="1">
+                            <a:prstTxWarp prst="textNoShape">
+                              <a:avLst/>
+                            </a:prstTxWarp>
+                            <a:noAutofit/>
+                          </wps:bodyPr>
+                        </wps:wsp>
+                      </a:graphicData>
+                    </a:graphic>
+                    <wp14:sizeRelH relativeFrom="page">
+                      <wp14:pctWidth>37000</wp14:pctWidth>
+                    </wp14:sizeRelH>
+                    <wp14:sizeRelV relativeFrom="page">
+                      <wp14:pctHeight>0</wp14:pctHeight>
+                    </wp14:sizeRelV>
+                  </wp:anchor>
+                </w:drawing>
+              </mc:Choice>
+              <mc:Fallback>
+                <w:pict>
+                  <v:rect w14:anchorId="5C3FB790" id="Rectangle 259" o:spid="_x0000_s1026" style="position:absolute;left:0;text-align:left;margin-left:0;margin-top:0;width:226.45pt;height:345pt;z-index:251658241;visibility:visible;mso-wrap-style:square;mso-width-percent:370;mso-height-percent:0;mso-left-percent:455;mso-top-percent:25;mso-wrap-distance-left:9pt;mso-wrap-distance-top:0;mso-wrap-distance-right:9pt;mso-wrap-distance-bottom:0;mso-position-horizontal-relative:page;mso-position-vertical-relative:page;mso-width-percent:370;mso-height-percent:0;mso-left-percent:455;mso-top-percent:25;mso-width-relative:page;mso-height-relative:page;v-text-anchor:bottom" o:gfxdata="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" fillcolor="#0e2841 [3215]" stroked="f" strokeweight="1.5pt">
+                    <v:textbox inset="14.4pt,14.4pt,14.4pt,28.8pt">
+                      <w:txbxContent>
+                        <w:p>
+                          <w:pPr>
+                            <w:spacing w:before="240"/>
+                            <w:jc w:val="left"/>
+                            <w:rPr>
+                              <w:color w:val="FFFFFF" w:themeColor="background1"/>
+                            </w:rPr>
+                          </w:pPr>
+                          <w:r>
+                            <w:rPr>
+                              <w:color w:val="FFFFFF" w:themeColor="background1"/>
+                            </w:rPr>
+                            <w:t>Civilisation stands at a dangerous imbalance: immense technological power (K ≈ 0.73) and insufficient stability to manage it (M ≈ 0.5). CivOS provides the neutral, transparent coordination substrate that enables shared understanding, resilient planning and coherent action, giving humanity the structural capacity to survive and flourish.</w:t>
+                          </w:r>
+                        </w:p>
+                        <w:p>
+                          <w:pPr>
+                            <w:spacing w:before="240"/>
+                            <w:jc w:val="center"/>
+                            <w:rPr>
+                              <w:color w:val="FFFFFF" w:themeColor="background1"/>
+                            </w:rPr>
+                          </w:pPr>
+                        </w:p>
+                      </w:txbxContent>
+                    </v:textbox>
+                    <w10:wrap anchorx="page" anchory="page"/>
+                  </v:rect>
+                </w:pict>
+              </mc:Fallback>
+            </mc:AlternateContent>
+          </w:r>
+          <w:r>
+            <w:rPr>
+              <w:noProof/>
+            </w:rPr>
+            <mc:AlternateContent>
+              <mc:Choice Requires="wps">
+                <w:drawing>
+                  <wp:anchor distT="0" distB="0" distL="114300" distR="114300" simplePos="0" relativeHeight="251658245" behindDoc="0" locked="0" layoutInCell="1" allowOverlap="1" wp14:anchorId="1300B4E1" wp14:editId="1D27CC38">
                     <wp:simplePos x="0" y="0"/>
                     <mc:AlternateContent>
                       <mc:Choice Requires="wp14">
@@ -129,7 +285,7 @@
                     <v:stroke joinstyle="miter"/>
                     <v:path gradientshapeok="t" o:connecttype="rect"/>
                   </v:shapetype>
-                  <v:shape id="Text Box 255" o:spid="_x0000_s1026" type="#_x0000_t202" style="position:absolute;left:0;text-align:left;margin-left:0;margin-top:0;width:220.3pt;height:21.15pt;z-index:251664384;visibility:visible;mso-wrap-style:square;mso-width-percent:360;mso-height-percent:0;mso-left-percent:455;mso-top-percent:660;mso-wrap-distance-left:9pt;mso-wrap-distance-top:0;mso-wrap-distance-right:9pt;mso-wrap-distance-bottom:0;mso-position-horizontal-relative:page;mso-position-vertical-relative:page;mso-width-percent:360;mso-height-percent:0;mso-left-percent:455;mso-top-percent:660;mso-width-relative:page;mso-height-relative:margin;v-text-anchor:bottom" o:gfxdata="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" filled="f" stroked="f" strokeweight=".5pt">
+                  <v:shape id="Text Box 255" o:spid="_x0000_s1027" type="#_x0000_t202" style="position:absolute;left:0;text-align:left;margin-left:0;margin-top:0;width:220.3pt;height:21.15pt;z-index:251658245;visibility:visible;mso-wrap-style:square;mso-width-percent:360;mso-height-percent:0;mso-left-percent:455;mso-top-percent:660;mso-wrap-distance-left:9pt;mso-wrap-distance-top:0;mso-wrap-distance-right:9pt;mso-wrap-distance-bottom:0;mso-position-horizontal-relative:page;mso-position-vertical-relative:page;mso-width-percent:360;mso-height-percent:0;mso-left-percent:455;mso-top-percent:660;mso-width-relative:page;mso-height-relative:margin;v-text-anchor:bottom" o:gfxdata="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" filled="f" stroked="f" strokeweight=".5pt">
                     <v:textbox style="mso-fit-shape-to-text:t">
                       <w:txbxContent>
                         <w:p>
@@ -180,7 +336,7 @@
             <mc:AlternateContent>
               <mc:Choice Requires="wps">
                 <w:drawing>
-                  <wp:anchor distT="0" distB="0" distL="114300" distR="114300" simplePos="0" relativeHeight="251663360" behindDoc="1" locked="0" layoutInCell="1" allowOverlap="1" wp14:anchorId="1AD247D4" wp14:editId="101A4E6F">
+                  <wp:anchor distT="0" distB="0" distL="114300" distR="114300" simplePos="0" relativeHeight="251658244" behindDoc="1" locked="0" layoutInCell="1" allowOverlap="1" wp14:anchorId="1AD247D4" wp14:editId="0C2E08D2">
                     <wp:simplePos x="0" y="0"/>
                     <wp:positionH relativeFrom="page">
                       <wp:align>center</wp:align>
@@ -270,7 +426,7 @@
               </mc:Choice>
               <mc:Fallback>
                 <w:pict>
-                  <v:rect w14:anchorId="1AD247D4" id="Rectangle 257" o:spid="_x0000_s1027" style="position:absolute;left:0;text-align:left;margin-left:0;margin-top:0;width:581.4pt;height:752.4pt;z-index:-251653120;visibility:visible;mso-wrap-style:square;mso-width-percent:950;mso-height-percent:950;mso-wrap-distance-left:9pt;mso-wrap-distance-top:0;mso-wrap-distance-right:9pt;mso-wrap-distance-bottom:0;mso-position-horizontal:center;mso-position-horizontal-relative:page;mso-position-vertical:center;mso-position-vertical-relative:page;mso-width-percent:950;mso-height-percent:950;mso-width-relative:page;mso-height-relative:page;v-text-anchor:middle" o:gfxdata="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" fillcolor="#cdd8dd [660]" stroked="f" strokeweight="1.5pt">
+                  <v:rect w14:anchorId="1AD247D4" id="Rectangle 257" o:spid="_x0000_s1028" style="position:absolute;left:0;text-align:left;margin-left:0;margin-top:0;width:581.4pt;height:752.4pt;z-index:-251658236;visibility:visible;mso-wrap-style:square;mso-width-percent:950;mso-height-percent:950;mso-wrap-distance-left:9pt;mso-wrap-distance-top:0;mso-wrap-distance-right:9pt;mso-wrap-distance-bottom:0;mso-position-horizontal:center;mso-position-horizontal-relative:page;mso-position-vertical:center;mso-position-vertical-relative:page;mso-width-percent:950;mso-height-percent:950;mso-width-relative:page;mso-height-relative:page;v-text-anchor:middle" o:gfxdata="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" fillcolor="#cdd8dd [660]" stroked="f" strokeweight="1.5pt">
                     <v:fill color2="#6a8a9a [1940]" rotate="t" focus="100%" type="gradient">
                       <o:fill v:ext="view" type="gradientUnscaled"/>
                     </v:fill>
@@ -292,145 +448,7 @@
             <mc:AlternateContent>
               <mc:Choice Requires="wps">
                 <w:drawing>
-                  <wp:anchor distT="0" distB="0" distL="114300" distR="114300" simplePos="0" relativeHeight="251660288" behindDoc="0" locked="0" layoutInCell="1" allowOverlap="1" wp14:anchorId="5C3FB790" wp14:editId="1371F4D8">
-                    <wp:simplePos x="0" y="0"/>
-                    <mc:AlternateContent>
-                      <mc:Choice Requires="wp14">
-                        <wp:positionH relativeFrom="page">
-                          <wp14:pctPosHOffset>45500</wp14:pctPosHOffset>
-                        </wp:positionH>
-                      </mc:Choice>
-                      <mc:Fallback>
-                        <wp:positionH relativeFrom="page">
-                          <wp:posOffset>3439795</wp:posOffset>
-                        </wp:positionH>
-                      </mc:Fallback>
-                    </mc:AlternateContent>
-                    <mc:AlternateContent>
-                      <mc:Choice Requires="wp14">
-                        <wp:positionV relativeFrom="page">
-                          <wp14:pctPosVOffset>2500</wp14:pctPosVOffset>
-                        </wp:positionV>
-                      </mc:Choice>
-                      <mc:Fallback>
-                        <wp:positionV relativeFrom="page">
-                          <wp:posOffset>266700</wp:posOffset>
-                        </wp:positionV>
-                      </mc:Fallback>
-                    </mc:AlternateContent>
-                    <wp:extent cx="2875915" cy="3017520"/>
-                    <wp:effectExtent l="0" t="0" r="0" b="0"/>
-                    <wp:wrapNone/>
-                    <wp:docPr id="467" name="Rectangle 259"/>
-                    <wp:cNvGraphicFramePr/>
-                    <a:graphic xmlns:a="http://schemas.openxmlformats.org/drawingml/2006/main">
-                      <a:graphicData uri="http://schemas.microsoft.com/office/word/2010/wordprocessingShape">
-                        <wps:wsp>
-                          <wps:cNvSpPr/>
-                          <wps:spPr>
-                            <a:xfrm>
-                              <a:off x="0" y="0"/>
-                              <a:ext cx="2875915" cy="3017520"/>
-                            </a:xfrm>
-                            <a:prstGeom prst="rect">
-                              <a:avLst/>
-                            </a:prstGeom>
-                            <a:solidFill>
-                              <a:schemeClr val="tx2"/>
-                            </a:solidFill>
-                            <a:ln>
-                              <a:noFill/>
-                            </a:ln>
-                          </wps:spPr>
-                          <wps:style>
-                            <a:lnRef idx="2">
-                              <a:schemeClr val="accent1">
-                                <a:shade val="50000"/>
-                              </a:schemeClr>
-                            </a:lnRef>
-                            <a:fillRef idx="1">
-                              <a:schemeClr val="accent1"/>
-                            </a:fillRef>
-                            <a:effectRef idx="0">
-                              <a:schemeClr val="accent1"/>
-                            </a:effectRef>
-                            <a:fontRef idx="minor">
-                              <a:schemeClr val="lt1"/>
-                            </a:fontRef>
-                          </wps:style>
-                          <wps:txbx>
-                            <w:txbxContent>
-                              <w:p>
-                                <w:pPr>
-                                  <w:spacing w:before="240"/>
-                                  <w:jc w:val="left"/>
-                                  <w:rPr>
-                                    <w:color w:val="FFFFFF" w:themeColor="background1"/>
-                                  </w:rPr>
-                                </w:pPr>
-                                <w:r>
-                                  <w:rPr>
-                                    <w:color w:val="FFFFFF" w:themeColor="background1"/>
-                                  </w:rPr>
-                                  <w:t>Civilisation stands at a dangerous imbalance: immense technological power (K ≈ 0.73) and insufficient stability to manage it (M ≈ 0.5). CivOS provides the neutral, transparent coordination substrate that enables shared understanding, resilient planning and coherent action, giving humanity the structural capacity to survive and flourish.</w:t>
-                                </w:r>
-                              </w:p>
-                            </w:txbxContent>
-                          </wps:txbx>
-                          <wps:bodyPr rot="0" spcFirstLastPara="0" vertOverflow="overflow" horzOverflow="overflow" vert="horz" wrap="square" lIns="182880" tIns="182880" rIns="182880" bIns="365760" numCol="1" spcCol="0" rtlCol="0" fromWordArt="0" anchor="b" anchorCtr="0" forceAA="0" compatLnSpc="1">
-                            <a:prstTxWarp prst="textNoShape">
-                              <a:avLst/>
-                            </a:prstTxWarp>
-                            <a:noAutofit/>
-                          </wps:bodyPr>
-                        </wps:wsp>
-                      </a:graphicData>
-                    </a:graphic>
-                    <wp14:sizeRelH relativeFrom="page">
-                      <wp14:pctWidth>37000</wp14:pctWidth>
-                    </wp14:sizeRelH>
-                    <wp14:sizeRelV relativeFrom="page">
-                      <wp14:pctHeight>30000</wp14:pctHeight>
-                    </wp14:sizeRelV>
-                  </wp:anchor>
-                </w:drawing>
-              </mc:Choice>
-              <mc:Fallback>
-                <w:pict>
-                  <v:rect w14:anchorId="5C3FB790" id="Rectangle 259" o:spid="_x0000_s1028" style="position:absolute;left:0;text-align:left;margin-left:0;margin-top:0;width:226.45pt;height:237.6pt;z-index:251660288;visibility:visible;mso-wrap-style:square;mso-width-percent:370;mso-height-percent:300;mso-left-percent:455;mso-top-percent:25;mso-wrap-distance-left:9pt;mso-wrap-distance-top:0;mso-wrap-distance-right:9pt;mso-wrap-distance-bottom:0;mso-position-horizontal-relative:page;mso-position-vertical-relative:page;mso-width-percent:370;mso-height-percent:300;mso-left-percent:455;mso-top-percent:25;mso-width-relative:page;mso-height-relative:page;v-text-anchor:bottom" o:gfxdata="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" fillcolor="#0e2841 [3215]" stroked="f" strokeweight="1.5pt">
-                    <v:textbox inset="14.4pt,14.4pt,14.4pt,28.8pt">
-                      <w:txbxContent>
-                        <w:p>
-                          <w:pPr>
-                            <w:spacing w:before="240"/>
-                            <w:jc w:val="left"/>
-                            <w:rPr>
-                              <w:color w:val="FFFFFF" w:themeColor="background1"/>
-                            </w:rPr>
-                          </w:pPr>
-                          <w:r>
-                            <w:rPr>
-                              <w:color w:val="FFFFFF" w:themeColor="background1"/>
-                            </w:rPr>
-                            <w:t>Civilisation stands at a dangerous imbalance: immense technological power (K ≈ 0.73) and insufficient stability to manage it (M ≈ 0.5). CivOS provides the neutral, transparent coordination substrate that enables shared understanding, resilient planning and coherent action, giving humanity the structural capacity to survive and flourish.</w:t>
-                          </w:r>
-                        </w:p>
-                      </w:txbxContent>
-                    </v:textbox>
-                    <w10:wrap anchorx="page" anchory="page"/>
-                  </v:rect>
-                </w:pict>
-              </mc:Fallback>
-            </mc:AlternateContent>
-          </w:r>
-          <w:r>
-            <w:rPr>
-              <w:noProof/>
-            </w:rPr>
-            <mc:AlternateContent>
-              <mc:Choice Requires="wps">
-                <w:drawing>
-                  <wp:anchor distT="0" distB="0" distL="114300" distR="114300" simplePos="0" relativeHeight="251659264" behindDoc="0" locked="0" layoutInCell="1" allowOverlap="1" wp14:anchorId="15CABAAB" wp14:editId="1D67EE71">
+                  <wp:anchor distT="0" distB="0" distL="114300" distR="114300" simplePos="0" relativeHeight="251658240" behindDoc="0" locked="0" layoutInCell="1" allowOverlap="1" wp14:anchorId="15CABAAB" wp14:editId="1D67EE71">
                     <wp:simplePos x="0" y="0"/>
                     <mc:AlternateContent>
                       <mc:Choice Requires="wp14">
@@ -534,7 +552,7 @@
             <mc:AlternateContent>
               <mc:Choice Requires="wps">
                 <w:drawing>
-                  <wp:anchor distT="0" distB="0" distL="114300" distR="114300" simplePos="0" relativeHeight="251662336" behindDoc="0" locked="0" layoutInCell="1" allowOverlap="1" wp14:anchorId="373320FF" wp14:editId="3F85961A">
+                  <wp:anchor distT="0" distB="0" distL="114300" distR="114300" simplePos="0" relativeHeight="251658243" behindDoc="0" locked="0" layoutInCell="1" allowOverlap="1" wp14:anchorId="373320FF" wp14:editId="3F85961A">
                     <wp:simplePos x="0" y="0"/>
                     <mc:AlternateContent>
                       <mc:Choice Requires="wp14">
@@ -644,32 +662,14 @@
             <mc:AlternateContent>
               <mc:Choice Requires="wps">
                 <w:drawing>
-                  <wp:anchor distT="0" distB="0" distL="114300" distR="114300" simplePos="0" relativeHeight="251661312" behindDoc="0" locked="0" layoutInCell="1" allowOverlap="1" wp14:anchorId="02DC3785" wp14:editId="19F52DF0">
+                  <wp:anchor distT="0" distB="0" distL="114300" distR="114300" simplePos="0" relativeHeight="251658242" behindDoc="0" locked="0" layoutInCell="1" allowOverlap="1" wp14:anchorId="02DC3785" wp14:editId="3E6E3A2C">
                     <wp:simplePos x="0" y="0"/>
-                    <mc:AlternateContent>
-                      <mc:Choice Requires="wp14">
-                        <wp:positionH relativeFrom="page">
-                          <wp14:pctPosHOffset>45500</wp14:pctPosHOffset>
-                        </wp:positionH>
-                      </mc:Choice>
-                      <mc:Fallback>
-                        <wp:positionH relativeFrom="page">
-                          <wp:posOffset>3439795</wp:posOffset>
-                        </wp:positionH>
-                      </mc:Fallback>
-                    </mc:AlternateContent>
-                    <mc:AlternateContent>
-                      <mc:Choice Requires="wp14">
-                        <wp:positionV relativeFrom="page">
-                          <wp14:pctPosVOffset>35000</wp14:pctPosVOffset>
-                        </wp:positionV>
-                      </mc:Choice>
-                      <mc:Fallback>
-                        <wp:positionV relativeFrom="page">
-                          <wp:posOffset>3742055</wp:posOffset>
-                        </wp:positionV>
-                      </mc:Fallback>
-                    </mc:AlternateContent>
+                    <wp:positionH relativeFrom="page">
+                      <wp:posOffset>3420745</wp:posOffset>
+                    </wp:positionH>
+                    <wp:positionV relativeFrom="margin">
+                      <wp:align>center</wp:align>
+                    </wp:positionV>
                     <wp:extent cx="2876550" cy="2475230"/>
                     <wp:effectExtent l="0" t="0" r="0" b="0"/>
                     <wp:wrapSquare wrapText="bothSides"/>
@@ -816,7 +816,7 @@
               </mc:Choice>
               <mc:Fallback>
                 <w:pict>
-                  <v:shape w14:anchorId="02DC3785" id="Text Box 265" o:spid="_x0000_s1029" type="#_x0000_t202" style="position:absolute;margin-left:0;margin-top:0;width:226.5pt;height:194.9pt;z-index:251661312;visibility:visible;mso-wrap-style:square;mso-width-percent:0;mso-height-percent:280;mso-left-percent:455;mso-top-percent:350;mso-wrap-distance-left:9pt;mso-wrap-distance-top:0;mso-wrap-distance-right:9pt;mso-wrap-distance-bottom:0;mso-position-horizontal-relative:page;mso-position-vertical-relative:page;mso-width-percent:0;mso-height-percent:280;mso-left-percent:455;mso-top-percent:350;mso-width-relative:page;mso-height-relative:page;v-text-anchor:top" o:gfxdata="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" filled="f" stroked="f" strokeweight=".5pt">
+                  <v:shape w14:anchorId="02DC3785" id="Text Box 265" o:spid="_x0000_s1029" type="#_x0000_t202" style="position:absolute;margin-left:269.35pt;margin-top:0;width:226.5pt;height:194.9pt;z-index:251658242;visibility:visible;mso-wrap-style:square;mso-width-percent:0;mso-height-percent:280;mso-wrap-distance-left:9pt;mso-wrap-distance-top:0;mso-wrap-distance-right:9pt;mso-wrap-distance-bottom:0;mso-position-horizontal:absolute;mso-position-horizontal-relative:page;mso-position-vertical:center;mso-position-vertical-relative:margin;mso-width-percent:0;mso-height-percent:280;mso-width-relative:page;mso-height-relative:page;v-text-anchor:top" o:gfxdata="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" filled="f" stroked="f" strokeweight=".5pt">
                     <v:textbox style="mso-fit-shape-to-text:t">
                       <w:txbxContent>
                         <w:sdt>
@@ -920,7 +920,7 @@
                         </w:sdt>
                       </w:txbxContent>
                     </v:textbox>
-                    <w10:wrap type="square" anchorx="page" anchory="page"/>
+                    <w10:wrap type="square" anchorx="page" anchory="margin"/>
                   </v:shape>
                 </w:pict>
               </mc:Fallback>
@@ -953,7 +953,19 @@
         <w:t>Kardashev scale (K ≈ 0.73)</w:t>
       </w:r>
       <w:r>
-        <w:t xml:space="preserve">, now gives us the power to destabilise the planet. Yet our civilisational stability and human development, measured on the </w:t>
+        <w:t>, now gives us the power to destabilise the planet</w:t>
+      </w:r>
+      <w:r>
+        <w:t>,</w:t>
+      </w:r>
+      <w:r>
+        <w:t xml:space="preserve"> </w:t>
+      </w:r>
+      <w:r>
+        <w:t>y</w:t>
+      </w:r>
+      <w:r>
+        <w:t xml:space="preserve">et our civilisational stability and human development, measured on the </w:t>
       </w:r>
       <w:r>
         <w:rPr>
@@ -4263,15 +4275,25 @@
         <w:jc w:val="center"/>
         <w:rPr>
           <w:i/>
-          <w:iCs/>
         </w:rPr>
       </w:pPr>
       <w:r>
         <w:rPr>
           <w:i/>
-          <w:iCs/>
-        </w:rPr>
-        <w:t>In a world with enormous resources, why are people still hungry?</w:t>
+        </w:rPr>
+        <w:t>I</w:t>
+      </w:r>
+      <w:r>
+        <w:rPr>
+          <w:i/>
+        </w:rPr>
+        <w:t xml:space="preserve">n a world with </w:t>
+      </w:r>
+      <w:r>
+        <w:rPr>
+          <w:i/>
+        </w:rPr>
+        <w:t>enormous resources, why are people still hungry?</w:t>
       </w:r>
     </w:p>
     <w:p>
@@ -5114,6 +5136,21 @@
       </w:r>
     </w:p>
     <w:p>
+      <w:r>
+        <w:t xml:space="preserve">Even if one does not cleave to the current dangers humanity faces, there is an inescapable thermodynamic argument. In order to produce 10,000 TW of energy (500x our current capacity) required to get to K1.0, the waste heat alone from this will raise global temperatures to levels far outstripping even today’s stressed climate. </w:t>
+      </w:r>
+      <w:r>
+        <w:rPr>
+          <w:i/>
+          <w:iCs/>
+        </w:rPr>
+        <w:t>We cannot achieve a K1 civilisation by doing more of what we are doing now</w:t>
+      </w:r>
+      <w:r>
+        <w:t>. We must fundamentally shift the trajectory of human development to off-earth industry and energy generation, which is a multi-century project which our current economic systems cannot implement. Planet Earth literally cannot support a K1 civilisation; Planet Earth must be the seed from which the civilisation grows.</w:t>
+      </w:r>
+    </w:p>
+    <w:p>
       <w:pPr>
         <w:pStyle w:val="Heading2"/>
         <w:numPr>
@@ -5178,6 +5215,7 @@
         </w:numPr>
       </w:pPr>
       <w:r>
+        <w:lastRenderedPageBreak/>
         <w:t>psychologically fragile</w:t>
       </w:r>
     </w:p>
@@ -5573,6 +5611,7 @@
             <w:rPr>
               <w:rFonts w:ascii="Cambria Math" w:hAnsi="Cambria Math"/>
             </w:rPr>
+            <w:lastRenderedPageBreak/>
             <m:t>M≈0.5</m:t>
           </m:r>
         </m:oMath>
@@ -5629,7 +5668,6 @@
     </w:p>
     <w:p>
       <w:r>
-        <w:lastRenderedPageBreak/>
         <w:t xml:space="preserve">Every step from </w:t>
       </w:r>
       <w:r>
@@ -5890,6 +5928,7 @@
         </w:numPr>
       </w:pPr>
       <w:r>
+        <w:lastRenderedPageBreak/>
         <w:t>ensure data integrity</w:t>
       </w:r>
     </w:p>
@@ -5928,7 +5967,6 @@
     </w:p>
     <w:p>
       <w:r>
-        <w:lastRenderedPageBreak/>
         <w:t xml:space="preserve">CivOS does not replace governments or impose ideology. It supplies the </w:t>
       </w:r>
       <w:r>
@@ -6238,17 +6276,8 @@
           <w:bCs/>
         </w:rPr>
         <w:lastRenderedPageBreak/>
-        <w:t xml:space="preserve">8. Provide a Neutral, </w:t>
-      </w:r>
-      <w:proofErr w:type="gramStart"/>
-      <w:r>
-        <w:rPr>
-          <w:b/>
-          <w:bCs/>
-        </w:rPr>
-        <w:t>Non</w:t>
-      </w:r>
-      <w:proofErr w:type="gramEnd"/>
+        <w:t>8. Provide a Neutral, Non</w:t>
+      </w:r>
       <w:r>
         <w:rPr>
           <w:b/>
@@ -6903,15 +6932,7 @@
         <w:t>2.3. Value Neutrality</w:t>
       </w:r>
       <w:r>
-        <w:t xml:space="preserve"> CivOS must remain ideologically neutral, supporting any society’s chosen values </w:t>
-      </w:r>
-      <w:proofErr w:type="gramStart"/>
-      <w:r>
-        <w:t>as long as</w:t>
-      </w:r>
-      <w:proofErr w:type="gramEnd"/>
-      <w:r>
-        <w:t xml:space="preserve"> they do not violate </w:t>
+        <w:t xml:space="preserve"> CivOS must remain ideologically neutral, supporting any society’s chosen values as long as they do not violate </w:t>
       </w:r>
       <w:hyperlink r:id="rId15" w:history="1">
         <w:r>
@@ -7078,15 +7099,7 @@
         <w:t>Term Horizon</w:t>
       </w:r>
       <w:r>
-        <w:t xml:space="preserve"> CivOS must support planning across decades and </w:t>
-      </w:r>
-      <w:proofErr w:type="gramStart"/>
-      <w:r>
-        <w:t>centuries, but</w:t>
-      </w:r>
-      <w:proofErr w:type="gramEnd"/>
-      <w:r>
-        <w:t xml:space="preserve"> must operate within political cycles measured in years.</w:t>
+        <w:t xml:space="preserve"> CivOS must support planning across decades and centuries, but must operate within political cycles measured in years.</w:t>
       </w:r>
     </w:p>
     <w:p>
@@ -7184,15 +7197,7 @@
         <w:t>7.1. Resistance to Political Capture</w:t>
       </w:r>
       <w:r>
-        <w:t xml:space="preserve"> CivOS must be designed so no political party, administration, or ideology can control, bias, or </w:t>
-      </w:r>
-      <w:proofErr w:type="spellStart"/>
-      <w:r>
-        <w:t>weaponise</w:t>
-      </w:r>
-      <w:proofErr w:type="spellEnd"/>
-      <w:r>
-        <w:t xml:space="preserve"> the system.</w:t>
+        <w:t xml:space="preserve"> CivOS must be designed so no political party, administration, or ideology can control, bias, or weaponise the system.</w:t>
       </w:r>
     </w:p>
     <w:p>
@@ -9440,13 +9445,11 @@
       </w:r>
     </w:p>
     <w:p>
-      <w:proofErr w:type="gramStart"/>
-      <w:r>
-        <w:t>Plus</w:t>
-      </w:r>
-      <w:proofErr w:type="gramEnd"/>
-      <w:r>
-        <w:t xml:space="preserve"> the dependencies CivOS relies on (e.g., global digital infrastructure, institutional participation).</w:t>
+      <w:r>
+        <w:t>Also,</w:t>
+      </w:r>
+      <w:r>
+        <w:t xml:space="preserve"> dependencies CivOS relies on (e.g., global digital infrastructure, institutional participation).</w:t>
       </w:r>
     </w:p>
     <w:p>
@@ -9917,7 +9920,7 @@
 <w:hdr xmlns:wpc="http://schemas.microsoft.com/office/word/2010/wordprocessingCanvas" xmlns:cx="http://schemas.microsoft.com/office/drawing/2014/chartex" xmlns:cx1="http://schemas.microsoft.com/office/drawing/2015/9/8/chartex" xmlns:cx2="http://schemas.microsoft.com/office/drawing/2015/10/21/chartex" xmlns:cx3="http://schemas.microsoft.com/office/drawing/2016/5/9/chartex" xmlns:cx4="http://schemas.microsoft.com/office/drawing/2016/5/10/chartex" xmlns:cx5="http://schemas.microsoft.com/office/drawing/2016/5/11/chartex" xmlns:cx6="http://schemas.microsoft.com/office/drawing/2016/5/12/chartex" xmlns:cx7="http://schemas.microsoft.com/office/drawing/2016/5/13/chartex" xmlns:cx8="http://schemas.microsoft.com/office/drawing/2016/5/14/chartex" xmlns:mc="http://schemas.openxmlformats.org/markup-compatibility/2006" xmlns:aink="http://schemas.microsoft.com/office/drawing/2016/ink" xmlns:am3d="http://schemas.microsoft.com/office/drawing/2017/model3d" xmlns:o="urn:schemas-microsoft-com:office:office" xmlns:oel="http://schemas.microsoft.com/office/2019/extlst" xmlns:r="http://schemas.openxmlformats.org/officeDocument/2006/relationships" xmlns:m="http://schemas.openxmlformats.org/officeDocument/2006/math" xmlns:v="urn:schemas-microsoft-com:vml" xmlns:wp14="http://schemas.microsoft.com/office/word/2010/wordprocessingDrawing" xmlns:wp="http://schemas.openxmlformats.org/drawingml/2006/wordprocessingDrawing" xmlns:w10="urn:schemas-microsoft-com:office:word" xmlns:w="http://schemas.openxmlformats.org/wordprocessingml/2006/main" xmlns:w14="http://schemas.microsoft.com/office/word/2010/wordml" xmlns:w15="http://schemas.microsoft.com/office/word/2012/wordml" xmlns:w16cex="http://schemas.microsoft.com/office/word/2018/wordml/cex" xmlns:w16cid="http://schemas.microsoft.com/office/word/2016/wordml/cid" xmlns:w16="http://schemas.microsoft.com/office/word/2018/wordml" xmlns:w16du="http://schemas.microsoft.com/office/word/2023/wordml/word16du" xmlns:w16sdtdh="http://schemas.microsoft.com/office/word/2020/wordml/sdtdatahash" xmlns:w16sdtfl="http://schemas.microsoft.com/office/word/2024/wordml/sdtformatlock" xmlns:w16se="http://schemas.microsoft.com/office/word/2015/wordml/symex" xmlns:wpg="http://schemas.microsoft.com/office/word/2010/wordprocessingGroup" xmlns:wpi="http://schemas.microsoft.com/office/word/2010/wordprocessingInk" xmlns:wne="http://schemas.microsoft.com/office/word/2006/wordml" xmlns:wps="http://schemas.microsoft.com/office/word/2010/wordprocessingShape" mc:Ignorable="w14 w15 w16se w16cid w16 w16cex w16sdtdh w16sdtfl w16du wp14">
   <w:sdt>
     <w:sdtPr>
-      <w:id w:val="-995574304"/>
+      <w:id w:val="-1679891292"/>
       <w:docPartObj>
         <w:docPartGallery w:val="Page Numbers (Top of Page)"/>
         <w:docPartUnique/>
@@ -13234,6 +13237,7 @@
   <w:style w:type="character" w:default="1" w:styleId="DefaultParagraphFont">
     <w:name w:val="Default Paragraph Font"/>
     <w:uiPriority w:val="1"/>
+    <w:semiHidden/>
     <w:unhideWhenUsed/>
   </w:style>
   <w:style w:type="table" w:default="1" w:styleId="TableNormal">
@@ -13748,7 +13752,7 @@
     <w:autoRedefine/>
     <w:uiPriority w:val="39"/>
     <w:unhideWhenUsed/>
-    <w:rsid w:val="009E772A"/>
+    <w:rsid w:val="004236E3"/>
     <w:pPr>
       <w:spacing w:after="100"/>
       <w:ind w:left="240"/>
@@ -13761,7 +13765,7 @@
     <w:autoRedefine/>
     <w:uiPriority w:val="39"/>
     <w:unhideWhenUsed/>
-    <w:rsid w:val="00B219EA"/>
+    <w:rsid w:val="004236E3"/>
     <w:pPr>
       <w:spacing w:after="100"/>
       <w:ind w:left="480"/>
@@ -13772,13 +13776,13 @@
     <w:basedOn w:val="DefaultParagraphFont"/>
     <w:link w:val="NoSpacing"/>
     <w:uiPriority w:val="1"/>
-    <w:rsid w:val="002461CE"/>
+    <w:rsid w:val="004236E3"/>
   </w:style>
   <w:style w:type="table" w:styleId="GridTable1Light">
     <w:name w:val="Grid Table 1 Light"/>
     <w:basedOn w:val="TableNormal"/>
     <w:uiPriority w:val="46"/>
-    <w:rsid w:val="00B20219"/>
+    <w:rsid w:val="004236E3"/>
     <w:pPr>
       <w:spacing w:after="0" w:line="240" w:lineRule="auto"/>
     </w:pPr>
